--- a/test/_Rådhusvagten/RUNDERINGSBESKRIVELSER/Rentemestervej 76/Biblioteket Rentemestervej Vagten.docx
+++ b/test/_Rådhusvagten/RUNDERINGSBESKRIVELSER/Rentemestervej 76/Biblioteket Rentemestervej Vagten.docx
@@ -1,6 +1,6 @@
 
 <file path=word/document.xml><?xml version="1.0" encoding="utf-8"?>
-<w:document xmlns:wpc="http://schemas.microsoft.com/office/word/2010/wordprocessingCanvas" xmlns:cx="http://schemas.microsoft.com/office/drawing/2014/chartex" xmlns:cx1="http://schemas.microsoft.com/office/drawing/2015/9/8/chartex" xmlns:cx2="http://schemas.microsoft.com/office/drawing/2015/10/21/chartex" xmlns:cx3="http://schemas.microsoft.com/office/drawing/2016/5/9/chartex" xmlns:cx4="http://schemas.microsoft.com/office/drawing/2016/5/10/chartex" xmlns:cx5="http://schemas.microsoft.com/office/drawing/2016/5/11/chartex" xmlns:cx6="http://schemas.microsoft.com/office/drawing/2016/5/12/chartex" xmlns:cx7="http://schemas.microsoft.com/office/drawing/2016/5/13/chartex" xmlns:cx8="http://schemas.microsoft.com/office/drawing/2016/5/14/chartex" xmlns:mc="http://schemas.openxmlformats.org/markup-compatibility/2006" xmlns:aink="http://schemas.microsoft.com/office/drawing/2016/ink" xmlns:am3d="http://schemas.microsoft.com/office/drawing/2017/model3d" xmlns:o="urn:schemas-microsoft-com:office:office" xmlns:oel="http://schemas.microsoft.com/office/2019/extlst" xmlns:r="http://schemas.openxmlformats.org/officeDocument/2006/relationships" xmlns:m="http://schemas.openxmlformats.org/officeDocument/2006/math" xmlns:v="urn:schemas-microsoft-com:vml" xmlns:wp14="http://schemas.microsoft.com/office/word/2010/wordprocessingDrawing" xmlns:wp="http://schemas.openxmlformats.org/drawingml/2006/wordprocessingDrawing" xmlns:w10="urn:schemas-microsoft-com:office:word" xmlns:w="http://schemas.openxmlformats.org/wordprocessingml/2006/main" xmlns:w14="http://schemas.microsoft.com/office/word/2010/wordml" xmlns:w15="http://schemas.microsoft.com/office/word/2012/wordml" xmlns:w16cex="http://schemas.microsoft.com/office/word/2018/wordml/cex" xmlns:w16cid="http://schemas.microsoft.com/office/word/2016/wordml/cid" xmlns:w16="http://schemas.microsoft.com/office/word/2018/wordml" xmlns:w16sdtdh="http://schemas.microsoft.com/office/word/2020/wordml/sdtdatahash" xmlns:w16se="http://schemas.microsoft.com/office/word/2015/wordml/symex" xmlns:wpg="http://schemas.microsoft.com/office/word/2010/wordprocessingGroup" xmlns:wpi="http://schemas.microsoft.com/office/word/2010/wordprocessingInk" xmlns:wne="http://schemas.microsoft.com/office/word/2006/wordml" xmlns:wps="http://schemas.microsoft.com/office/word/2010/wordprocessingShape" mc:Ignorable="w14 w15 w16se w16cid w16 w16cex w16sdtdh wp14">
+<w:document xmlns:wpc="http://schemas.microsoft.com/office/word/2010/wordprocessingCanvas" xmlns:cx="http://schemas.microsoft.com/office/drawing/2014/chartex" xmlns:cx1="http://schemas.microsoft.com/office/drawing/2015/9/8/chartex" xmlns:cx2="http://schemas.microsoft.com/office/drawing/2015/10/21/chartex" xmlns:cx3="http://schemas.microsoft.com/office/drawing/2016/5/9/chartex" xmlns:cx4="http://schemas.microsoft.com/office/drawing/2016/5/10/chartex" xmlns:cx5="http://schemas.microsoft.com/office/drawing/2016/5/11/chartex" xmlns:cx6="http://schemas.microsoft.com/office/drawing/2016/5/12/chartex" xmlns:cx7="http://schemas.microsoft.com/office/drawing/2016/5/13/chartex" xmlns:cx8="http://schemas.microsoft.com/office/drawing/2016/5/14/chartex" xmlns:mc="http://schemas.openxmlformats.org/markup-compatibility/2006" xmlns:aink="http://schemas.microsoft.com/office/drawing/2016/ink" xmlns:am3d="http://schemas.microsoft.com/office/drawing/2017/model3d" xmlns:o="urn:schemas-microsoft-com:office:office" xmlns:oel="http://schemas.microsoft.com/office/2019/extlst" xmlns:r="http://schemas.openxmlformats.org/officeDocument/2006/relationships" xmlns:m="http://schemas.openxmlformats.org/officeDocument/2006/math" xmlns:v="urn:schemas-microsoft-com:vml" xmlns:wp14="http://schemas.microsoft.com/office/word/2010/wordprocessingDrawing" xmlns:wp="http://schemas.openxmlformats.org/drawingml/2006/wordprocessingDrawing" xmlns:w10="urn:schemas-microsoft-com:office:word" xmlns:w="http://schemas.openxmlformats.org/wordprocessingml/2006/main" xmlns:w14="http://schemas.microsoft.com/office/word/2010/wordml" xmlns:w15="http://schemas.microsoft.com/office/word/2012/wordml" xmlns:w16cex="http://schemas.microsoft.com/office/word/2018/wordml/cex" xmlns:w16cid="http://schemas.microsoft.com/office/word/2016/wordml/cid" xmlns:w16="http://schemas.microsoft.com/office/word/2018/wordml" xmlns:w16du="http://schemas.microsoft.com/office/word/2023/wordml/word16du" xmlns:w16sdtdh="http://schemas.microsoft.com/office/word/2020/wordml/sdtdatahash" xmlns:w16sdtfl="http://schemas.microsoft.com/office/word/2024/wordml/sdtformatlock" xmlns:w16se="http://schemas.microsoft.com/office/word/2015/wordml/symex" xmlns:wpg="http://schemas.microsoft.com/office/word/2010/wordprocessingGroup" xmlns:wpi="http://schemas.microsoft.com/office/word/2010/wordprocessingInk" xmlns:wne="http://schemas.microsoft.com/office/word/2006/wordml" xmlns:wps="http://schemas.microsoft.com/office/word/2010/wordprocessingShape" mc:Ignorable="w14 w15 w16se w16cid w16 w16cex w16sdtdh w16sdtfl w16du wp14">
   <w:body>
     <w:p>
       <w:pPr>
@@ -607,7 +607,7 @@
 </file>
 
 <file path=word/endnotes.xml><?xml version="1.0" encoding="utf-8"?>
-<w:endnotes xmlns:wpc="http://schemas.microsoft.com/office/word/2010/wordprocessingCanvas" xmlns:cx="http://schemas.microsoft.com/office/drawing/2014/chartex" xmlns:cx1="http://schemas.microsoft.com/office/drawing/2015/9/8/chartex" xmlns:cx2="http://schemas.microsoft.com/office/drawing/2015/10/21/chartex" xmlns:cx3="http://schemas.microsoft.com/office/drawing/2016/5/9/chartex" xmlns:cx4="http://schemas.microsoft.com/office/drawing/2016/5/10/chartex" xmlns:cx5="http://schemas.microsoft.com/office/drawing/2016/5/11/chartex" xmlns:cx6="http://schemas.microsoft.com/office/drawing/2016/5/12/chartex" xmlns:cx7="http://schemas.microsoft.com/office/drawing/2016/5/13/chartex" xmlns:cx8="http://schemas.microsoft.com/office/drawing/2016/5/14/chartex" xmlns:mc="http://schemas.openxmlformats.org/markup-compatibility/2006" xmlns:aink="http://schemas.microsoft.com/office/drawing/2016/ink" xmlns:am3d="http://schemas.microsoft.com/office/drawing/2017/model3d" xmlns:o="urn:schemas-microsoft-com:office:office" xmlns:oel="http://schemas.microsoft.com/office/2019/extlst" xmlns:r="http://schemas.openxmlformats.org/officeDocument/2006/relationships" xmlns:m="http://schemas.openxmlformats.org/officeDocument/2006/math" xmlns:v="urn:schemas-microsoft-com:vml" xmlns:wp14="http://schemas.microsoft.com/office/word/2010/wordprocessingDrawing" xmlns:wp="http://schemas.openxmlformats.org/drawingml/2006/wordprocessingDrawing" xmlns:w10="urn:schemas-microsoft-com:office:word" xmlns:w="http://schemas.openxmlformats.org/wordprocessingml/2006/main" xmlns:w14="http://schemas.microsoft.com/office/word/2010/wordml" xmlns:w15="http://schemas.microsoft.com/office/word/2012/wordml" xmlns:w16cex="http://schemas.microsoft.com/office/word/2018/wordml/cex" xmlns:w16cid="http://schemas.microsoft.com/office/word/2016/wordml/cid" xmlns:w16="http://schemas.microsoft.com/office/word/2018/wordml" xmlns:w16sdtdh="http://schemas.microsoft.com/office/word/2020/wordml/sdtdatahash" xmlns:w16se="http://schemas.microsoft.com/office/word/2015/wordml/symex" xmlns:wpg="http://schemas.microsoft.com/office/word/2010/wordprocessingGroup" xmlns:wpi="http://schemas.microsoft.com/office/word/2010/wordprocessingInk" xmlns:wne="http://schemas.microsoft.com/office/word/2006/wordml" xmlns:wps="http://schemas.microsoft.com/office/word/2010/wordprocessingShape" mc:Ignorable="w14 w15 w16se w16cid w16 w16cex w16sdtdh wp14">
+<w:endnotes xmlns:wpc="http://schemas.microsoft.com/office/word/2010/wordprocessingCanvas" xmlns:cx="http://schemas.microsoft.com/office/drawing/2014/chartex" xmlns:cx1="http://schemas.microsoft.com/office/drawing/2015/9/8/chartex" xmlns:cx2="http://schemas.microsoft.com/office/drawing/2015/10/21/chartex" xmlns:cx3="http://schemas.microsoft.com/office/drawing/2016/5/9/chartex" xmlns:cx4="http://schemas.microsoft.com/office/drawing/2016/5/10/chartex" xmlns:cx5="http://schemas.microsoft.com/office/drawing/2016/5/11/chartex" xmlns:cx6="http://schemas.microsoft.com/office/drawing/2016/5/12/chartex" xmlns:cx7="http://schemas.microsoft.com/office/drawing/2016/5/13/chartex" xmlns:cx8="http://schemas.microsoft.com/office/drawing/2016/5/14/chartex" xmlns:mc="http://schemas.openxmlformats.org/markup-compatibility/2006" xmlns:aink="http://schemas.microsoft.com/office/drawing/2016/ink" xmlns:am3d="http://schemas.microsoft.com/office/drawing/2017/model3d" xmlns:o="urn:schemas-microsoft-com:office:office" xmlns:oel="http://schemas.microsoft.com/office/2019/extlst" xmlns:r="http://schemas.openxmlformats.org/officeDocument/2006/relationships" xmlns:m="http://schemas.openxmlformats.org/officeDocument/2006/math" xmlns:v="urn:schemas-microsoft-com:vml" xmlns:wp14="http://schemas.microsoft.com/office/word/2010/wordprocessingDrawing" xmlns:wp="http://schemas.openxmlformats.org/drawingml/2006/wordprocessingDrawing" xmlns:w10="urn:schemas-microsoft-com:office:word" xmlns:w="http://schemas.openxmlformats.org/wordprocessingml/2006/main" xmlns:w14="http://schemas.microsoft.com/office/word/2010/wordml" xmlns:w15="http://schemas.microsoft.com/office/word/2012/wordml" xmlns:w16cex="http://schemas.microsoft.com/office/word/2018/wordml/cex" xmlns:w16cid="http://schemas.microsoft.com/office/word/2016/wordml/cid" xmlns:w16="http://schemas.microsoft.com/office/word/2018/wordml" xmlns:w16du="http://schemas.microsoft.com/office/word/2023/wordml/word16du" xmlns:w16sdtdh="http://schemas.microsoft.com/office/word/2020/wordml/sdtdatahash" xmlns:w16sdtfl="http://schemas.microsoft.com/office/word/2024/wordml/sdtformatlock" xmlns:w16se="http://schemas.microsoft.com/office/word/2015/wordml/symex" xmlns:wpg="http://schemas.microsoft.com/office/word/2010/wordprocessingGroup" xmlns:wpi="http://schemas.microsoft.com/office/word/2010/wordprocessingInk" xmlns:wne="http://schemas.microsoft.com/office/word/2006/wordml" xmlns:wps="http://schemas.microsoft.com/office/word/2010/wordprocessingShape" mc:Ignorable="w14 w15 w16se w16cid w16 w16cex w16sdtdh w16sdtfl w16du wp14">
   <w:endnote w:type="separator" w:id="-1">
     <w:p>
       <w:pPr>
@@ -632,7 +632,7 @@
 </file>
 
 <file path=word/footer1.xml><?xml version="1.0" encoding="utf-8"?>
-<w:ftr xmlns:wpc="http://schemas.microsoft.com/office/word/2010/wordprocessingCanvas" xmlns:cx="http://schemas.microsoft.com/office/drawing/2014/chartex" xmlns:cx1="http://schemas.microsoft.com/office/drawing/2015/9/8/chartex" xmlns:cx2="http://schemas.microsoft.com/office/drawing/2015/10/21/chartex" xmlns:cx3="http://schemas.microsoft.com/office/drawing/2016/5/9/chartex" xmlns:cx4="http://schemas.microsoft.com/office/drawing/2016/5/10/chartex" xmlns:cx5="http://schemas.microsoft.com/office/drawing/2016/5/11/chartex" xmlns:cx6="http://schemas.microsoft.com/office/drawing/2016/5/12/chartex" xmlns:cx7="http://schemas.microsoft.com/office/drawing/2016/5/13/chartex" xmlns:cx8="http://schemas.microsoft.com/office/drawing/2016/5/14/chartex" xmlns:mc="http://schemas.openxmlformats.org/markup-compatibility/2006" xmlns:aink="http://schemas.microsoft.com/office/drawing/2016/ink" xmlns:am3d="http://schemas.microsoft.com/office/drawing/2017/model3d" xmlns:o="urn:schemas-microsoft-com:office:office" xmlns:oel="http://schemas.microsoft.com/office/2019/extlst" xmlns:r="http://schemas.openxmlformats.org/officeDocument/2006/relationships" xmlns:m="http://schemas.openxmlformats.org/officeDocument/2006/math" xmlns:v="urn:schemas-microsoft-com:vml" xmlns:wp14="http://schemas.microsoft.com/office/word/2010/wordprocessingDrawing" xmlns:wp="http://schemas.openxmlformats.org/drawingml/2006/wordprocessingDrawing" xmlns:w10="urn:schemas-microsoft-com:office:word" xmlns:w="http://schemas.openxmlformats.org/wordprocessingml/2006/main" xmlns:w14="http://schemas.microsoft.com/office/word/2010/wordml" xmlns:w15="http://schemas.microsoft.com/office/word/2012/wordml" xmlns:w16cex="http://schemas.microsoft.com/office/word/2018/wordml/cex" xmlns:w16cid="http://schemas.microsoft.com/office/word/2016/wordml/cid" xmlns:w16="http://schemas.microsoft.com/office/word/2018/wordml" xmlns:w16sdtdh="http://schemas.microsoft.com/office/word/2020/wordml/sdtdatahash" xmlns:w16se="http://schemas.microsoft.com/office/word/2015/wordml/symex" xmlns:wpg="http://schemas.microsoft.com/office/word/2010/wordprocessingGroup" xmlns:wpi="http://schemas.microsoft.com/office/word/2010/wordprocessingInk" xmlns:wne="http://schemas.microsoft.com/office/word/2006/wordml" xmlns:wps="http://schemas.microsoft.com/office/word/2010/wordprocessingShape" mc:Ignorable="w14 w15 w16se w16cid w16 w16cex w16sdtdh wp14">
+<w:ftr xmlns:wpc="http://schemas.microsoft.com/office/word/2010/wordprocessingCanvas" xmlns:cx="http://schemas.microsoft.com/office/drawing/2014/chartex" xmlns:cx1="http://schemas.microsoft.com/office/drawing/2015/9/8/chartex" xmlns:cx2="http://schemas.microsoft.com/office/drawing/2015/10/21/chartex" xmlns:cx3="http://schemas.microsoft.com/office/drawing/2016/5/9/chartex" xmlns:cx4="http://schemas.microsoft.com/office/drawing/2016/5/10/chartex" xmlns:cx5="http://schemas.microsoft.com/office/drawing/2016/5/11/chartex" xmlns:cx6="http://schemas.microsoft.com/office/drawing/2016/5/12/chartex" xmlns:cx7="http://schemas.microsoft.com/office/drawing/2016/5/13/chartex" xmlns:cx8="http://schemas.microsoft.com/office/drawing/2016/5/14/chartex" xmlns:mc="http://schemas.openxmlformats.org/markup-compatibility/2006" xmlns:aink="http://schemas.microsoft.com/office/drawing/2016/ink" xmlns:am3d="http://schemas.microsoft.com/office/drawing/2017/model3d" xmlns:o="urn:schemas-microsoft-com:office:office" xmlns:oel="http://schemas.microsoft.com/office/2019/extlst" xmlns:r="http://schemas.openxmlformats.org/officeDocument/2006/relationships" xmlns:m="http://schemas.openxmlformats.org/officeDocument/2006/math" xmlns:v="urn:schemas-microsoft-com:vml" xmlns:wp14="http://schemas.microsoft.com/office/word/2010/wordprocessingDrawing" xmlns:wp="http://schemas.openxmlformats.org/drawingml/2006/wordprocessingDrawing" xmlns:w10="urn:schemas-microsoft-com:office:word" xmlns:w="http://schemas.openxmlformats.org/wordprocessingml/2006/main" xmlns:w14="http://schemas.microsoft.com/office/word/2010/wordml" xmlns:w15="http://schemas.microsoft.com/office/word/2012/wordml" xmlns:w16cex="http://schemas.microsoft.com/office/word/2018/wordml/cex" xmlns:w16cid="http://schemas.microsoft.com/office/word/2016/wordml/cid" xmlns:w16="http://schemas.microsoft.com/office/word/2018/wordml" xmlns:w16du="http://schemas.microsoft.com/office/word/2023/wordml/word16du" xmlns:w16sdtdh="http://schemas.microsoft.com/office/word/2020/wordml/sdtdatahash" xmlns:w16sdtfl="http://schemas.microsoft.com/office/word/2024/wordml/sdtformatlock" xmlns:w16se="http://schemas.microsoft.com/office/word/2015/wordml/symex" xmlns:wpg="http://schemas.microsoft.com/office/word/2010/wordprocessingGroup" xmlns:wpi="http://schemas.microsoft.com/office/word/2010/wordprocessingInk" xmlns:wne="http://schemas.microsoft.com/office/word/2006/wordml" xmlns:wps="http://schemas.microsoft.com/office/word/2010/wordprocessingShape" mc:Ignorable="w14 w15 w16se w16cid w16 w16cex w16sdtdh w16sdtfl w16du wp14">
   <w:tbl>
     <w:tblPr>
       <w:tblW w:w="0" w:type="auto"/>
@@ -693,7 +693,7 @@
 </file>
 
 <file path=word/footnotes.xml><?xml version="1.0" encoding="utf-8"?>
-<w:footnotes xmlns:wpc="http://schemas.microsoft.com/office/word/2010/wordprocessingCanvas" xmlns:cx="http://schemas.microsoft.com/office/drawing/2014/chartex" xmlns:cx1="http://schemas.microsoft.com/office/drawing/2015/9/8/chartex" xmlns:cx2="http://schemas.microsoft.com/office/drawing/2015/10/21/chartex" xmlns:cx3="http://schemas.microsoft.com/office/drawing/2016/5/9/chartex" xmlns:cx4="http://schemas.microsoft.com/office/drawing/2016/5/10/chartex" xmlns:cx5="http://schemas.microsoft.com/office/drawing/2016/5/11/chartex" xmlns:cx6="http://schemas.microsoft.com/office/drawing/2016/5/12/chartex" xmlns:cx7="http://schemas.microsoft.com/office/drawing/2016/5/13/chartex" xmlns:cx8="http://schemas.microsoft.com/office/drawing/2016/5/14/chartex" xmlns:mc="http://schemas.openxmlformats.org/markup-compatibility/2006" xmlns:aink="http://schemas.microsoft.com/office/drawing/2016/ink" xmlns:am3d="http://schemas.microsoft.com/office/drawing/2017/model3d" xmlns:o="urn:schemas-microsoft-com:office:office" xmlns:oel="http://schemas.microsoft.com/office/2019/extlst" xmlns:r="http://schemas.openxmlformats.org/officeDocument/2006/relationships" xmlns:m="http://schemas.openxmlformats.org/officeDocument/2006/math" xmlns:v="urn:schemas-microsoft-com:vml" xmlns:wp14="http://schemas.microsoft.com/office/word/2010/wordprocessingDrawing" xmlns:wp="http://schemas.openxmlformats.org/drawingml/2006/wordprocessingDrawing" xmlns:w10="urn:schemas-microsoft-com:office:word" xmlns:w="http://schemas.openxmlformats.org/wordprocessingml/2006/main" xmlns:w14="http://schemas.microsoft.com/office/word/2010/wordml" xmlns:w15="http://schemas.microsoft.com/office/word/2012/wordml" xmlns:w16cex="http://schemas.microsoft.com/office/word/2018/wordml/cex" xmlns:w16cid="http://schemas.microsoft.com/office/word/2016/wordml/cid" xmlns:w16="http://schemas.microsoft.com/office/word/2018/wordml" xmlns:w16sdtdh="http://schemas.microsoft.com/office/word/2020/wordml/sdtdatahash" xmlns:w16se="http://schemas.microsoft.com/office/word/2015/wordml/symex" xmlns:wpg="http://schemas.microsoft.com/office/word/2010/wordprocessingGroup" xmlns:wpi="http://schemas.microsoft.com/office/word/2010/wordprocessingInk" xmlns:wne="http://schemas.microsoft.com/office/word/2006/wordml" xmlns:wps="http://schemas.microsoft.com/office/word/2010/wordprocessingShape" mc:Ignorable="w14 w15 w16se w16cid w16 w16cex w16sdtdh wp14">
+<w:footnotes xmlns:wpc="http://schemas.microsoft.com/office/word/2010/wordprocessingCanvas" xmlns:cx="http://schemas.microsoft.com/office/drawing/2014/chartex" xmlns:cx1="http://schemas.microsoft.com/office/drawing/2015/9/8/chartex" xmlns:cx2="http://schemas.microsoft.com/office/drawing/2015/10/21/chartex" xmlns:cx3="http://schemas.microsoft.com/office/drawing/2016/5/9/chartex" xmlns:cx4="http://schemas.microsoft.com/office/drawing/2016/5/10/chartex" xmlns:cx5="http://schemas.microsoft.com/office/drawing/2016/5/11/chartex" xmlns:cx6="http://schemas.microsoft.com/office/drawing/2016/5/12/chartex" xmlns:cx7="http://schemas.microsoft.com/office/drawing/2016/5/13/chartex" xmlns:cx8="http://schemas.microsoft.com/office/drawing/2016/5/14/chartex" xmlns:mc="http://schemas.openxmlformats.org/markup-compatibility/2006" xmlns:aink="http://schemas.microsoft.com/office/drawing/2016/ink" xmlns:am3d="http://schemas.microsoft.com/office/drawing/2017/model3d" xmlns:o="urn:schemas-microsoft-com:office:office" xmlns:oel="http://schemas.microsoft.com/office/2019/extlst" xmlns:r="http://schemas.openxmlformats.org/officeDocument/2006/relationships" xmlns:m="http://schemas.openxmlformats.org/officeDocument/2006/math" xmlns:v="urn:schemas-microsoft-com:vml" xmlns:wp14="http://schemas.microsoft.com/office/word/2010/wordprocessingDrawing" xmlns:wp="http://schemas.openxmlformats.org/drawingml/2006/wordprocessingDrawing" xmlns:w10="urn:schemas-microsoft-com:office:word" xmlns:w="http://schemas.openxmlformats.org/wordprocessingml/2006/main" xmlns:w14="http://schemas.microsoft.com/office/word/2010/wordml" xmlns:w15="http://schemas.microsoft.com/office/word/2012/wordml" xmlns:w16cex="http://schemas.microsoft.com/office/word/2018/wordml/cex" xmlns:w16cid="http://schemas.microsoft.com/office/word/2016/wordml/cid" xmlns:w16="http://schemas.microsoft.com/office/word/2018/wordml" xmlns:w16du="http://schemas.microsoft.com/office/word/2023/wordml/word16du" xmlns:w16sdtdh="http://schemas.microsoft.com/office/word/2020/wordml/sdtdatahash" xmlns:w16sdtfl="http://schemas.microsoft.com/office/word/2024/wordml/sdtformatlock" xmlns:w16se="http://schemas.microsoft.com/office/word/2015/wordml/symex" xmlns:wpg="http://schemas.microsoft.com/office/word/2010/wordprocessingGroup" xmlns:wpi="http://schemas.microsoft.com/office/word/2010/wordprocessingInk" xmlns:wne="http://schemas.microsoft.com/office/word/2006/wordml" xmlns:wps="http://schemas.microsoft.com/office/word/2010/wordprocessingShape" mc:Ignorable="w14 w15 w16se w16cid w16 w16cex w16sdtdh w16sdtfl w16du wp14">
   <w:footnote w:type="separator" w:id="-1">
     <w:p>
       <w:pPr>
@@ -718,7 +718,7 @@
 </file>
 
 <file path=word/header1.xml><?xml version="1.0" encoding="utf-8"?>
-<w:hdr xmlns:wpc="http://schemas.microsoft.com/office/word/2010/wordprocessingCanvas" xmlns:cx="http://schemas.microsoft.com/office/drawing/2014/chartex" xmlns:cx1="http://schemas.microsoft.com/office/drawing/2015/9/8/chartex" xmlns:cx2="http://schemas.microsoft.com/office/drawing/2015/10/21/chartex" xmlns:cx3="http://schemas.microsoft.com/office/drawing/2016/5/9/chartex" xmlns:cx4="http://schemas.microsoft.com/office/drawing/2016/5/10/chartex" xmlns:cx5="http://schemas.microsoft.com/office/drawing/2016/5/11/chartex" xmlns:cx6="http://schemas.microsoft.com/office/drawing/2016/5/12/chartex" xmlns:cx7="http://schemas.microsoft.com/office/drawing/2016/5/13/chartex" xmlns:cx8="http://schemas.microsoft.com/office/drawing/2016/5/14/chartex" xmlns:mc="http://schemas.openxmlformats.org/markup-compatibility/2006" xmlns:aink="http://schemas.microsoft.com/office/drawing/2016/ink" xmlns:am3d="http://schemas.microsoft.com/office/drawing/2017/model3d" xmlns:o="urn:schemas-microsoft-com:office:office" xmlns:oel="http://schemas.microsoft.com/office/2019/extlst" xmlns:r="http://schemas.openxmlformats.org/officeDocument/2006/relationships" xmlns:m="http://schemas.openxmlformats.org/officeDocument/2006/math" xmlns:v="urn:schemas-microsoft-com:vml" xmlns:wp14="http://schemas.microsoft.com/office/word/2010/wordprocessingDrawing" xmlns:wp="http://schemas.openxmlformats.org/drawingml/2006/wordprocessingDrawing" xmlns:w10="urn:schemas-microsoft-com:office:word" xmlns:w="http://schemas.openxmlformats.org/wordprocessingml/2006/main" xmlns:w14="http://schemas.microsoft.com/office/word/2010/wordml" xmlns:w15="http://schemas.microsoft.com/office/word/2012/wordml" xmlns:w16cex="http://schemas.microsoft.com/office/word/2018/wordml/cex" xmlns:w16cid="http://schemas.microsoft.com/office/word/2016/wordml/cid" xmlns:w16="http://schemas.microsoft.com/office/word/2018/wordml" xmlns:w16sdtdh="http://schemas.microsoft.com/office/word/2020/wordml/sdtdatahash" xmlns:w16se="http://schemas.microsoft.com/office/word/2015/wordml/symex" xmlns:wpg="http://schemas.microsoft.com/office/word/2010/wordprocessingGroup" xmlns:wpi="http://schemas.microsoft.com/office/word/2010/wordprocessingInk" xmlns:wne="http://schemas.microsoft.com/office/word/2006/wordml" xmlns:wps="http://schemas.microsoft.com/office/word/2010/wordprocessingShape" mc:Ignorable="w14 w15 w16se w16cid w16 w16cex w16sdtdh wp14">
+<w:hdr xmlns:wpc="http://schemas.microsoft.com/office/word/2010/wordprocessingCanvas" xmlns:cx="http://schemas.microsoft.com/office/drawing/2014/chartex" xmlns:cx1="http://schemas.microsoft.com/office/drawing/2015/9/8/chartex" xmlns:cx2="http://schemas.microsoft.com/office/drawing/2015/10/21/chartex" xmlns:cx3="http://schemas.microsoft.com/office/drawing/2016/5/9/chartex" xmlns:cx4="http://schemas.microsoft.com/office/drawing/2016/5/10/chartex" xmlns:cx5="http://schemas.microsoft.com/office/drawing/2016/5/11/chartex" xmlns:cx6="http://schemas.microsoft.com/office/drawing/2016/5/12/chartex" xmlns:cx7="http://schemas.microsoft.com/office/drawing/2016/5/13/chartex" xmlns:cx8="http://schemas.microsoft.com/office/drawing/2016/5/14/chartex" xmlns:mc="http://schemas.openxmlformats.org/markup-compatibility/2006" xmlns:aink="http://schemas.microsoft.com/office/drawing/2016/ink" xmlns:am3d="http://schemas.microsoft.com/office/drawing/2017/model3d" xmlns:o="urn:schemas-microsoft-com:office:office" xmlns:oel="http://schemas.microsoft.com/office/2019/extlst" xmlns:r="http://schemas.openxmlformats.org/officeDocument/2006/relationships" xmlns:m="http://schemas.openxmlformats.org/officeDocument/2006/math" xmlns:v="urn:schemas-microsoft-com:vml" xmlns:wp14="http://schemas.microsoft.com/office/word/2010/wordprocessingDrawing" xmlns:wp="http://schemas.openxmlformats.org/drawingml/2006/wordprocessingDrawing" xmlns:w10="urn:schemas-microsoft-com:office:word" xmlns:w="http://schemas.openxmlformats.org/wordprocessingml/2006/main" xmlns:w14="http://schemas.microsoft.com/office/word/2010/wordml" xmlns:w15="http://schemas.microsoft.com/office/word/2012/wordml" xmlns:w16cex="http://schemas.microsoft.com/office/word/2018/wordml/cex" xmlns:w16cid="http://schemas.microsoft.com/office/word/2016/wordml/cid" xmlns:w16="http://schemas.microsoft.com/office/word/2018/wordml" xmlns:w16du="http://schemas.microsoft.com/office/word/2023/wordml/word16du" xmlns:w16sdtdh="http://schemas.microsoft.com/office/word/2020/wordml/sdtdatahash" xmlns:w16sdtfl="http://schemas.microsoft.com/office/word/2024/wordml/sdtformatlock" xmlns:w16se="http://schemas.microsoft.com/office/word/2015/wordml/symex" xmlns:wpg="http://schemas.microsoft.com/office/word/2010/wordprocessingGroup" xmlns:wpi="http://schemas.microsoft.com/office/word/2010/wordprocessingInk" xmlns:wne="http://schemas.microsoft.com/office/word/2006/wordml" xmlns:wps="http://schemas.microsoft.com/office/word/2010/wordprocessingShape" mc:Ignorable="w14 w15 w16se w16cid w16 w16cex w16sdtdh w16sdtfl w16du wp14">
   <w:tbl>
     <w:tblPr>
       <w:tblW w:w="0" w:type="auto"/>
@@ -788,7 +788,7 @@
 </file>
 
 <file path=word/numbering.xml><?xml version="1.0" encoding="utf-8"?>
-<w:numbering xmlns:wpc="http://schemas.microsoft.com/office/word/2010/wordprocessingCanvas" xmlns:cx="http://schemas.microsoft.com/office/drawing/2014/chartex" xmlns:cx1="http://schemas.microsoft.com/office/drawing/2015/9/8/chartex" xmlns:cx2="http://schemas.microsoft.com/office/drawing/2015/10/21/chartex" xmlns:cx3="http://schemas.microsoft.com/office/drawing/2016/5/9/chartex" xmlns:cx4="http://schemas.microsoft.com/office/drawing/2016/5/10/chartex" xmlns:cx5="http://schemas.microsoft.com/office/drawing/2016/5/11/chartex" xmlns:cx6="http://schemas.microsoft.com/office/drawing/2016/5/12/chartex" xmlns:cx7="http://schemas.microsoft.com/office/drawing/2016/5/13/chartex" xmlns:cx8="http://schemas.microsoft.com/office/drawing/2016/5/14/chartex" xmlns:mc="http://schemas.openxmlformats.org/markup-compatibility/2006" xmlns:aink="http://schemas.microsoft.com/office/drawing/2016/ink" xmlns:am3d="http://schemas.microsoft.com/office/drawing/2017/model3d" xmlns:o="urn:schemas-microsoft-com:office:office" xmlns:oel="http://schemas.microsoft.com/office/2019/extlst" xmlns:r="http://schemas.openxmlformats.org/officeDocument/2006/relationships" xmlns:m="http://schemas.openxmlformats.org/officeDocument/2006/math" xmlns:v="urn:schemas-microsoft-com:vml" xmlns:wp14="http://schemas.microsoft.com/office/word/2010/wordprocessingDrawing" xmlns:wp="http://schemas.openxmlformats.org/drawingml/2006/wordprocessingDrawing" xmlns:w10="urn:schemas-microsoft-com:office:word" xmlns:w="http://schemas.openxmlformats.org/wordprocessingml/2006/main" xmlns:w14="http://schemas.microsoft.com/office/word/2010/wordml" xmlns:w15="http://schemas.microsoft.com/office/word/2012/wordml" xmlns:w16cex="http://schemas.microsoft.com/office/word/2018/wordml/cex" xmlns:w16cid="http://schemas.microsoft.com/office/word/2016/wordml/cid" xmlns:w16="http://schemas.microsoft.com/office/word/2018/wordml" xmlns:w16sdtdh="http://schemas.microsoft.com/office/word/2020/wordml/sdtdatahash" xmlns:w16se="http://schemas.microsoft.com/office/word/2015/wordml/symex" xmlns:wpg="http://schemas.microsoft.com/office/word/2010/wordprocessingGroup" xmlns:wpi="http://schemas.microsoft.com/office/word/2010/wordprocessingInk" xmlns:wne="http://schemas.microsoft.com/office/word/2006/wordml" xmlns:wps="http://schemas.microsoft.com/office/word/2010/wordprocessingShape" mc:Ignorable="w14 w15 w16se w16cid w16 w16cex w16sdtdh wp14">
+<w:numbering xmlns:wpc="http://schemas.microsoft.com/office/word/2010/wordprocessingCanvas" xmlns:cx="http://schemas.microsoft.com/office/drawing/2014/chartex" xmlns:cx1="http://schemas.microsoft.com/office/drawing/2015/9/8/chartex" xmlns:cx2="http://schemas.microsoft.com/office/drawing/2015/10/21/chartex" xmlns:cx3="http://schemas.microsoft.com/office/drawing/2016/5/9/chartex" xmlns:cx4="http://schemas.microsoft.com/office/drawing/2016/5/10/chartex" xmlns:cx5="http://schemas.microsoft.com/office/drawing/2016/5/11/chartex" xmlns:cx6="http://schemas.microsoft.com/office/drawing/2016/5/12/chartex" xmlns:cx7="http://schemas.microsoft.com/office/drawing/2016/5/13/chartex" xmlns:cx8="http://schemas.microsoft.com/office/drawing/2016/5/14/chartex" xmlns:mc="http://schemas.openxmlformats.org/markup-compatibility/2006" xmlns:aink="http://schemas.microsoft.com/office/drawing/2016/ink" xmlns:am3d="http://schemas.microsoft.com/office/drawing/2017/model3d" xmlns:o="urn:schemas-microsoft-com:office:office" xmlns:oel="http://schemas.microsoft.com/office/2019/extlst" xmlns:r="http://schemas.openxmlformats.org/officeDocument/2006/relationships" xmlns:m="http://schemas.openxmlformats.org/officeDocument/2006/math" xmlns:v="urn:schemas-microsoft-com:vml" xmlns:wp14="http://schemas.microsoft.com/office/word/2010/wordprocessingDrawing" xmlns:wp="http://schemas.openxmlformats.org/drawingml/2006/wordprocessingDrawing" xmlns:w10="urn:schemas-microsoft-com:office:word" xmlns:w="http://schemas.openxmlformats.org/wordprocessingml/2006/main" xmlns:w14="http://schemas.microsoft.com/office/word/2010/wordml" xmlns:w15="http://schemas.microsoft.com/office/word/2012/wordml" xmlns:w16cex="http://schemas.microsoft.com/office/word/2018/wordml/cex" xmlns:w16cid="http://schemas.microsoft.com/office/word/2016/wordml/cid" xmlns:w16="http://schemas.microsoft.com/office/word/2018/wordml" xmlns:w16du="http://schemas.microsoft.com/office/word/2023/wordml/word16du" xmlns:w16sdtdh="http://schemas.microsoft.com/office/word/2020/wordml/sdtdatahash" xmlns:w16sdtfl="http://schemas.microsoft.com/office/word/2024/wordml/sdtformatlock" xmlns:w16se="http://schemas.microsoft.com/office/word/2015/wordml/symex" xmlns:wpg="http://schemas.microsoft.com/office/word/2010/wordprocessingGroup" xmlns:wpi="http://schemas.microsoft.com/office/word/2010/wordprocessingInk" xmlns:wne="http://schemas.microsoft.com/office/word/2006/wordml" xmlns:wps="http://schemas.microsoft.com/office/word/2010/wordprocessingShape" mc:Ignorable="w14 w15 w16se w16cid w16 w16cex w16sdtdh w16sdtfl w16du wp14">
   <w:abstractNum w:abstractNumId="0" w15:restartNumberingAfterBreak="0">
     <w:nsid w:val="1B681087"/>
     <w:multiLevelType w:val="hybridMultilevel"/>
@@ -1140,7 +1140,7 @@
 </file>
 
 <file path=word/styles.xml><?xml version="1.0" encoding="utf-8"?>
-<w:styles xmlns:mc="http://schemas.openxmlformats.org/markup-compatibility/2006" xmlns:r="http://schemas.openxmlformats.org/officeDocument/2006/relationships" xmlns:w="http://schemas.openxmlformats.org/wordprocessingml/2006/main" xmlns:w14="http://schemas.microsoft.com/office/word/2010/wordml" xmlns:w15="http://schemas.microsoft.com/office/word/2012/wordml" xmlns:w16cex="http://schemas.microsoft.com/office/word/2018/wordml/cex" xmlns:w16cid="http://schemas.microsoft.com/office/word/2016/wordml/cid" xmlns:w16="http://schemas.microsoft.com/office/word/2018/wordml" xmlns:w16sdtdh="http://schemas.microsoft.com/office/word/2020/wordml/sdtdatahash" xmlns:w16se="http://schemas.microsoft.com/office/word/2015/wordml/symex" mc:Ignorable="w14 w15 w16se w16cid w16 w16cex w16sdtdh">
+<w:styles xmlns:mc="http://schemas.openxmlformats.org/markup-compatibility/2006" xmlns:r="http://schemas.openxmlformats.org/officeDocument/2006/relationships" xmlns:w="http://schemas.openxmlformats.org/wordprocessingml/2006/main" xmlns:w14="http://schemas.microsoft.com/office/word/2010/wordml" xmlns:w15="http://schemas.microsoft.com/office/word/2012/wordml" xmlns:w16cex="http://schemas.microsoft.com/office/word/2018/wordml/cex" xmlns:w16cid="http://schemas.microsoft.com/office/word/2016/wordml/cid" xmlns:w16="http://schemas.microsoft.com/office/word/2018/wordml" xmlns:w16du="http://schemas.microsoft.com/office/word/2023/wordml/word16du" xmlns:w16sdtdh="http://schemas.microsoft.com/office/word/2020/wordml/sdtdatahash" xmlns:w16sdtfl="http://schemas.microsoft.com/office/word/2024/wordml/sdtformatlock" xmlns:w16se="http://schemas.microsoft.com/office/word/2015/wordml/symex" mc:Ignorable="w14 w15 w16se w16cid w16 w16cex w16sdtdh w16sdtfl w16du">
   <w:docDefaults>
     <w:rPrDefault>
       <w:rPr>
@@ -1968,7 +1968,12 @@
 </file>
 
 <file path=customXml/item1.xml><?xml version="1.0" encoding="utf-8"?>
-<b:Sources xmlns:b="http://schemas.openxmlformats.org/officeDocument/2006/bibliography" xmlns="http://schemas.openxmlformats.org/officeDocument/2006/bibliography" SelectedStyle="\APASixthEditionOfficeOnline.xsl" StyleName="APA" Version="6"/>
+<?mso-contentType ?>
+<FormTemplates xmlns="http://schemas.microsoft.com/sharepoint/v3/contenttype/forms">
+  <Display>DocumentLibraryForm</Display>
+  <Edit>DocumentLibraryForm</Edit>
+  <New>DocumentLibraryForm</New>
+</FormTemplates>
 </file>
 
 <file path=customXml/item2.xml><?xml version="1.0" encoding="utf-8"?>
@@ -1992,17 +1997,12 @@
 </file>
 
 <file path=customXml/item3.xml><?xml version="1.0" encoding="utf-8"?>
-<?mso-contentType ?>
-<FormTemplates xmlns="http://schemas.microsoft.com/sharepoint/v3/contenttype/forms">
-  <Display>DocumentLibraryForm</Display>
-  <Edit>DocumentLibraryForm</Edit>
-  <New>DocumentLibraryForm</New>
-</FormTemplates>
+<b:Sources xmlns:b="http://schemas.openxmlformats.org/officeDocument/2006/bibliography" xmlns="http://schemas.openxmlformats.org/officeDocument/2006/bibliography" SelectedStyle="\APASixthEditionOfficeOnline.xsl" StyleName="APA" Version="6"/>
 </file>
 
 <file path=customXml/item4.xml><?xml version="1.0" encoding="utf-8"?>
-<ct:contentTypeSchema xmlns:ct="http://schemas.microsoft.com/office/2006/metadata/contentType" xmlns:ma="http://schemas.microsoft.com/office/2006/metadata/properties/metaAttributes" ct:_="" ma:_="" ma:contentTypeName="Dokument" ma:contentTypeID="0x01010024556FA7B362AE4B8446F9CC073D5A4F" ma:contentTypeVersion="21" ma:contentTypeDescription="Opret et nyt dokument." ma:contentTypeScope="" ma:versionID="d1aa7de62efe80bb21950df6e450197f">
-  <xsd:schema xmlns:xsd="http://www.w3.org/2001/XMLSchema" xmlns:xs="http://www.w3.org/2001/XMLSchema" xmlns:p="http://schemas.microsoft.com/office/2006/metadata/properties" xmlns:ns2="0f03729d-1f1c-4b43-bedd-870f9fd028b5" xmlns:ns3="45c24c4d-4de2-4a11-996b-ad1b02b5a53f" targetNamespace="http://schemas.microsoft.com/office/2006/metadata/properties" ma:root="true" ma:fieldsID="14b8e5f815d087d67dcc59fc9196c213" ns2:_="" ns3:_="">
+<ct:contentTypeSchema xmlns:ct="http://schemas.microsoft.com/office/2006/metadata/contentType" xmlns:ma="http://schemas.microsoft.com/office/2006/metadata/properties/metaAttributes" ct:_="" ma:_="" ma:contentTypeName="Dokument" ma:contentTypeID="0x01010024556FA7B362AE4B8446F9CC073D5A4F" ma:contentTypeVersion="21" ma:contentTypeDescription="Opret et nyt dokument." ma:contentTypeScope="" ma:versionID="29eb3a036b90b29db2fcb250f5ab1f36">
+  <xsd:schema xmlns:xsd="http://www.w3.org/2001/XMLSchema" xmlns:xs="http://www.w3.org/2001/XMLSchema" xmlns:p="http://schemas.microsoft.com/office/2006/metadata/properties" xmlns:ns2="0f03729d-1f1c-4b43-bedd-870f9fd028b5" xmlns:ns3="45c24c4d-4de2-4a11-996b-ad1b02b5a53f" targetNamespace="http://schemas.microsoft.com/office/2006/metadata/properties" ma:root="true" ma:fieldsID="ad93c050f1bea95ca108ddf053299f1d" ns2:_="" ns3:_="">
     <xsd:import namespace="0f03729d-1f1c-4b43-bedd-870f9fd028b5"/>
     <xsd:import namespace="45c24c4d-4de2-4a11-996b-ad1b02b5a53f"/>
     <xsd:element name="properties">
@@ -2264,9 +2264,9 @@
 </file>
 
 <file path=customXml/itemProps1.xml><?xml version="1.0" encoding="utf-8"?>
-<ds:datastoreItem xmlns:ds="http://schemas.openxmlformats.org/officeDocument/2006/customXml" ds:itemID="{40BB601B-8CFC-43D3-AFB7-C221CC481FAD}">
+<ds:datastoreItem xmlns:ds="http://schemas.openxmlformats.org/officeDocument/2006/customXml" ds:itemID="{8D81F444-127B-4B5E-8CEE-A9E0C8933D4E}">
   <ds:schemaRefs>
-    <ds:schemaRef ds:uri="http://schemas.openxmlformats.org/officeDocument/2006/bibliography"/>
+    <ds:schemaRef ds:uri="http://schemas.microsoft.com/sharepoint/v3/contenttype/forms"/>
   </ds:schemaRefs>
 </ds:datastoreItem>
 </file>
@@ -2276,20 +2276,20 @@
   <ds:schemaRefs>
     <ds:schemaRef ds:uri="http://schemas.microsoft.com/office/2006/metadata/properties"/>
     <ds:schemaRef ds:uri="http://schemas.microsoft.com/office/infopath/2007/PartnerControls"/>
-    <ds:schemaRef ds:uri="70fe4333-9808-45e6-b506-d110886b78b5"/>
-    <ds:schemaRef ds:uri="0dd46b0f-e2c7-4a31-a61e-54a1e81a6d74"/>
+    <ds:schemaRef ds:uri="0f03729d-1f1c-4b43-bedd-870f9fd028b5"/>
+    <ds:schemaRef ds:uri="45c24c4d-4de2-4a11-996b-ad1b02b5a53f"/>
   </ds:schemaRefs>
 </ds:datastoreItem>
 </file>
 
 <file path=customXml/itemProps3.xml><?xml version="1.0" encoding="utf-8"?>
-<ds:datastoreItem xmlns:ds="http://schemas.openxmlformats.org/officeDocument/2006/customXml" ds:itemID="{8D81F444-127B-4B5E-8CEE-A9E0C8933D4E}">
+<ds:datastoreItem xmlns:ds="http://schemas.openxmlformats.org/officeDocument/2006/customXml" ds:itemID="{40BB601B-8CFC-43D3-AFB7-C221CC481FAD}">
   <ds:schemaRefs>
-    <ds:schemaRef ds:uri="http://schemas.microsoft.com/sharepoint/v3/contenttype/forms"/>
+    <ds:schemaRef ds:uri="http://schemas.openxmlformats.org/officeDocument/2006/bibliography"/>
   </ds:schemaRefs>
 </ds:datastoreItem>
 </file>
 
 <file path=customXml/itemProps4.xml><?xml version="1.0" encoding="utf-8"?>
-<ds:datastoreItem xmlns:ds="http://schemas.openxmlformats.org/officeDocument/2006/customXml" ds:itemID="{E471E2AB-F4DE-4342-A8AC-8280E030EED4}"/>
+<ds:datastoreItem xmlns:ds="http://schemas.openxmlformats.org/officeDocument/2006/customXml" ds:itemID="{48A1F83E-B93E-40DD-B809-7F1A1D985CF9}"/>
 </file>